--- a/fuentes/13530530_CF02_CFA.docx
+++ b/fuentes/13530530_CF02_CFA.docx
@@ -205,7 +205,7 @@
               </wp:anchor>
             </w:drawing>
           </mc:Choice>
-          <mc:Fallback xmlns:w16sdtdh="http://schemas.microsoft.com/office/word/2020/wordml/sdtdatahash" xmlns:w16="http://schemas.microsoft.com/office/word/2018/wordml" xmlns:w16cex="http://schemas.microsoft.com/office/word/2018/wordml/cex" xmlns:oel="http://schemas.microsoft.com/office/2019/extlst">
+          <mc:Fallback xmlns:oel="http://schemas.microsoft.com/office/2019/extlst" xmlns:w16cex="http://schemas.microsoft.com/office/word/2018/wordml/cex" xmlns:w16="http://schemas.microsoft.com/office/word/2018/wordml" xmlns:w16sdtdh="http://schemas.microsoft.com/office/word/2020/wordml/sdtdatahash">
             <w:pict>
               <v:rect w14:anchorId="4C256C62" id="Rectángulo 3" o:spid="_x0000_s1026" alt="&quot;&quot;" style="position:absolute;margin-left:-55.95pt;margin-top:26.4pt;width:613.85pt;height:164.25pt;z-index:-251655168;visibility:visible;mso-wrap-style:square;mso-height-percent:0;mso-wrap-distance-left:9pt;mso-wrap-distance-top:0;mso-wrap-distance-right:9pt;mso-wrap-distance-bottom:0;mso-position-horizontal:absolute;mso-position-horizontal-relative:text;mso-position-vertical:absolute;mso-position-vertical-relative:text;mso-height-percent:0;mso-height-relative:margin;v-text-anchor:middle" o:gfxdata="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" fillcolor="#00314d" stroked="f" strokeweight="1pt"/>
             </w:pict>
@@ -522,7 +522,6 @@
           <w:docPartUnique/>
         </w:docPartObj>
       </w:sdtPr>
-      <w:sdtEndPr/>
       <w:sdtContent>
         <w:p>
           <w:pPr>
@@ -559,7 +558,7 @@
           <w:r>
             <w:fldChar w:fldCharType="separate"/>
           </w:r>
-          <w:hyperlink w:anchor="_Toc238482471" w:history="1">
+          <w:hyperlink w:anchor="_Toc239324044" w:history="1">
             <w:r>
               <w:rPr>
                 <w:rStyle w:val="Hipervnculo"/>
@@ -586,7 +585,7 @@
                 <w:noProof/>
                 <w:webHidden/>
               </w:rPr>
-              <w:instrText xml:space="preserve"> PAGEREF _Toc238482471 \h </w:instrText>
+              <w:instrText xml:space="preserve"> PAGEREF _Toc239324044 \h </w:instrText>
             </w:r>
             <w:r>
               <w:rPr>
@@ -632,7 +631,7 @@
               <w14:ligatures w14:val="none"/>
             </w:rPr>
           </w:pPr>
-          <w:hyperlink w:anchor="_Toc238482472" w:history="1">
+          <w:hyperlink w:anchor="_Toc239324045" w:history="1">
             <w:r>
               <w:rPr>
                 <w:rStyle w:val="Hipervnculo"/>
@@ -659,7 +658,7 @@
                 <w:noProof/>
                 <w:webHidden/>
               </w:rPr>
-              <w:instrText xml:space="preserve"> PAGEREF _Toc238482472 \h </w:instrText>
+              <w:instrText xml:space="preserve"> PAGEREF _Toc239324045 \h </w:instrText>
             </w:r>
             <w:r>
               <w:rPr>
@@ -705,7 +704,7 @@
               <w14:ligatures w14:val="none"/>
             </w:rPr>
           </w:pPr>
-          <w:hyperlink w:anchor="_Toc238482473" w:history="1">
+          <w:hyperlink w:anchor="_Toc239324046" w:history="1">
             <w:r>
               <w:rPr>
                 <w:rStyle w:val="Hipervnculo"/>
@@ -732,7 +731,7 @@
                 <w:noProof/>
                 <w:webHidden/>
               </w:rPr>
-              <w:instrText xml:space="preserve"> PAGEREF _Toc238482473 \h </w:instrText>
+              <w:instrText xml:space="preserve"> PAGEREF _Toc239324046 \h </w:instrText>
             </w:r>
             <w:r>
               <w:rPr>
@@ -778,7 +777,7 @@
               <w14:ligatures w14:val="none"/>
             </w:rPr>
           </w:pPr>
-          <w:hyperlink w:anchor="_Toc238482474" w:history="1">
+          <w:hyperlink w:anchor="_Toc239324047" w:history="1">
             <w:r>
               <w:rPr>
                 <w:rStyle w:val="Hipervnculo"/>
@@ -805,7 +804,7 @@
                 <w:noProof/>
                 <w:webHidden/>
               </w:rPr>
-              <w:instrText xml:space="preserve"> PAGEREF _Toc238482474 \h </w:instrText>
+              <w:instrText xml:space="preserve"> PAGEREF _Toc239324047 \h </w:instrText>
             </w:r>
             <w:r>
               <w:rPr>
@@ -851,7 +850,7 @@
               <w14:ligatures w14:val="none"/>
             </w:rPr>
           </w:pPr>
-          <w:hyperlink w:anchor="_Toc238482475" w:history="1">
+          <w:hyperlink w:anchor="_Toc239324048" w:history="1">
             <w:r>
               <w:rPr>
                 <w:rStyle w:val="Hipervnculo"/>
@@ -878,7 +877,7 @@
                 <w:noProof/>
                 <w:webHidden/>
               </w:rPr>
-              <w:instrText xml:space="preserve"> PAGEREF _Toc238482475 \h </w:instrText>
+              <w:instrText xml:space="preserve"> PAGEREF _Toc239324048 \h </w:instrText>
             </w:r>
             <w:r>
               <w:rPr>
@@ -924,7 +923,7 @@
               <w14:ligatures w14:val="none"/>
             </w:rPr>
           </w:pPr>
-          <w:hyperlink w:anchor="_Toc238482476" w:history="1">
+          <w:hyperlink w:anchor="_Toc239324049" w:history="1">
             <w:r>
               <w:rPr>
                 <w:rStyle w:val="Hipervnculo"/>
@@ -951,7 +950,7 @@
                 <w:noProof/>
                 <w:webHidden/>
               </w:rPr>
-              <w:instrText xml:space="preserve"> PAGEREF _Toc238482476 \h </w:instrText>
+              <w:instrText xml:space="preserve"> PAGEREF _Toc239324049 \h </w:instrText>
             </w:r>
             <w:r>
               <w:rPr>
@@ -997,7 +996,7 @@
               <w14:ligatures w14:val="none"/>
             </w:rPr>
           </w:pPr>
-          <w:hyperlink w:anchor="_Toc238482477" w:history="1">
+          <w:hyperlink w:anchor="_Toc239324050" w:history="1">
             <w:r>
               <w:rPr>
                 <w:rStyle w:val="Hipervnculo"/>
@@ -1024,7 +1023,7 @@
                 <w:noProof/>
                 <w:webHidden/>
               </w:rPr>
-              <w:instrText xml:space="preserve"> PAGEREF _Toc238482477 \h </w:instrText>
+              <w:instrText xml:space="preserve"> PAGEREF _Toc239324050 \h </w:instrText>
             </w:r>
             <w:r>
               <w:rPr>
@@ -1070,7 +1069,7 @@
               <w14:ligatures w14:val="none"/>
             </w:rPr>
           </w:pPr>
-          <w:hyperlink w:anchor="_Toc238482478" w:history="1">
+          <w:hyperlink w:anchor="_Toc239324051" w:history="1">
             <w:r>
               <w:rPr>
                 <w:rStyle w:val="Hipervnculo"/>
@@ -1097,7 +1096,7 @@
                 <w:noProof/>
                 <w:webHidden/>
               </w:rPr>
-              <w:instrText xml:space="preserve"> PAGEREF _Toc238482478 \h </w:instrText>
+              <w:instrText xml:space="preserve"> PAGEREF _Toc239324051 \h </w:instrText>
             </w:r>
             <w:r>
               <w:rPr>
@@ -1143,7 +1142,7 @@
               <w14:ligatures w14:val="none"/>
             </w:rPr>
           </w:pPr>
-          <w:hyperlink w:anchor="_Toc238482479" w:history="1">
+          <w:hyperlink w:anchor="_Toc239324052" w:history="1">
             <w:r>
               <w:rPr>
                 <w:rStyle w:val="Hipervnculo"/>
@@ -1170,7 +1169,7 @@
                 <w:noProof/>
                 <w:webHidden/>
               </w:rPr>
-              <w:instrText xml:space="preserve"> PAGEREF _Toc238482479 \h </w:instrText>
+              <w:instrText xml:space="preserve"> PAGEREF _Toc239324052 \h </w:instrText>
             </w:r>
             <w:r>
               <w:rPr>
@@ -1216,7 +1215,7 @@
               <w14:ligatures w14:val="none"/>
             </w:rPr>
           </w:pPr>
-          <w:hyperlink w:anchor="_Toc238482480" w:history="1">
+          <w:hyperlink w:anchor="_Toc239324053" w:history="1">
             <w:r>
               <w:rPr>
                 <w:rStyle w:val="Hipervnculo"/>
@@ -1243,7 +1242,7 @@
                 <w:noProof/>
                 <w:webHidden/>
               </w:rPr>
-              <w:instrText xml:space="preserve"> PAGEREF _Toc238482480 \h </w:instrText>
+              <w:instrText xml:space="preserve"> PAGEREF _Toc239324053 \h </w:instrText>
             </w:r>
             <w:r>
               <w:rPr>
@@ -1289,7 +1288,7 @@
               <w14:ligatures w14:val="none"/>
             </w:rPr>
           </w:pPr>
-          <w:hyperlink w:anchor="_Toc238482481" w:history="1">
+          <w:hyperlink w:anchor="_Toc239324054" w:history="1">
             <w:r>
               <w:rPr>
                 <w:rStyle w:val="Hipervnculo"/>
@@ -1316,7 +1315,7 @@
                 <w:noProof/>
                 <w:webHidden/>
               </w:rPr>
-              <w:instrText xml:space="preserve"> PAGEREF _Toc238482481 \h </w:instrText>
+              <w:instrText xml:space="preserve"> PAGEREF _Toc239324054 \h </w:instrText>
             </w:r>
             <w:r>
               <w:rPr>
@@ -1362,7 +1361,7 @@
               <w14:ligatures w14:val="none"/>
             </w:rPr>
           </w:pPr>
-          <w:hyperlink w:anchor="_Toc238482482" w:history="1">
+          <w:hyperlink w:anchor="_Toc239324055" w:history="1">
             <w:r>
               <w:rPr>
                 <w:rStyle w:val="Hipervnculo"/>
@@ -1389,7 +1388,7 @@
                 <w:noProof/>
                 <w:webHidden/>
               </w:rPr>
-              <w:instrText xml:space="preserve"> PAGEREF _Toc238482482 \h </w:instrText>
+              <w:instrText xml:space="preserve"> PAGEREF _Toc239324055 \h </w:instrText>
             </w:r>
             <w:r>
               <w:rPr>
@@ -1435,7 +1434,7 @@
               <w14:ligatures w14:val="none"/>
             </w:rPr>
           </w:pPr>
-          <w:hyperlink w:anchor="_Toc238482483" w:history="1">
+          <w:hyperlink w:anchor="_Toc239324056" w:history="1">
             <w:r>
               <w:rPr>
                 <w:rStyle w:val="Hipervnculo"/>
@@ -1462,7 +1461,7 @@
                 <w:noProof/>
                 <w:webHidden/>
               </w:rPr>
-              <w:instrText xml:space="preserve"> PAGEREF _Toc238482483 \h </w:instrText>
+              <w:instrText xml:space="preserve"> PAGEREF _Toc239324056 \h </w:instrText>
             </w:r>
             <w:r>
               <w:rPr>
@@ -1508,7 +1507,7 @@
               <w14:ligatures w14:val="none"/>
             </w:rPr>
           </w:pPr>
-          <w:hyperlink w:anchor="_Toc238482484" w:history="1">
+          <w:hyperlink w:anchor="_Toc239324057" w:history="1">
             <w:r>
               <w:rPr>
                 <w:rStyle w:val="Hipervnculo"/>
@@ -1535,7 +1534,7 @@
                 <w:noProof/>
                 <w:webHidden/>
               </w:rPr>
-              <w:instrText xml:space="preserve"> PAGEREF _Toc238482484 \h </w:instrText>
+              <w:instrText xml:space="preserve"> PAGEREF _Toc239324057 \h </w:instrText>
             </w:r>
             <w:r>
               <w:rPr>
@@ -1581,7 +1580,7 @@
               <w14:ligatures w14:val="none"/>
             </w:rPr>
           </w:pPr>
-          <w:hyperlink w:anchor="_Toc238482485" w:history="1">
+          <w:hyperlink w:anchor="_Toc239324058" w:history="1">
             <w:r>
               <w:rPr>
                 <w:rStyle w:val="Hipervnculo"/>
@@ -1608,7 +1607,7 @@
                 <w:noProof/>
                 <w:webHidden/>
               </w:rPr>
-              <w:instrText xml:space="preserve"> PAGEREF _Toc238482485 \h </w:instrText>
+              <w:instrText xml:space="preserve"> PAGEREF _Toc239324058 \h </w:instrText>
             </w:r>
             <w:r>
               <w:rPr>
@@ -1654,7 +1653,7 @@
               <w14:ligatures w14:val="none"/>
             </w:rPr>
           </w:pPr>
-          <w:hyperlink w:anchor="_Toc238482486" w:history="1">
+          <w:hyperlink w:anchor="_Toc239324059" w:history="1">
             <w:r>
               <w:rPr>
                 <w:rStyle w:val="Hipervnculo"/>
@@ -1681,7 +1680,7 @@
                 <w:noProof/>
                 <w:webHidden/>
               </w:rPr>
-              <w:instrText xml:space="preserve"> PAGEREF _Toc238482486 \h </w:instrText>
+              <w:instrText xml:space="preserve"> PAGEREF _Toc239324059 \h </w:instrText>
             </w:r>
             <w:r>
               <w:rPr>
@@ -1727,7 +1726,7 @@
               <w14:ligatures w14:val="none"/>
             </w:rPr>
           </w:pPr>
-          <w:hyperlink w:anchor="_Toc238482487" w:history="1">
+          <w:hyperlink w:anchor="_Toc239324060" w:history="1">
             <w:r>
               <w:rPr>
                 <w:rStyle w:val="Hipervnculo"/>
@@ -1754,7 +1753,7 @@
                 <w:noProof/>
                 <w:webHidden/>
               </w:rPr>
-              <w:instrText xml:space="preserve"> PAGEREF _Toc238482487 \h </w:instrText>
+              <w:instrText xml:space="preserve"> PAGEREF _Toc239324060 \h </w:instrText>
             </w:r>
             <w:r>
               <w:rPr>
@@ -1800,7 +1799,7 @@
               <w14:ligatures w14:val="none"/>
             </w:rPr>
           </w:pPr>
-          <w:hyperlink w:anchor="_Toc238482488" w:history="1">
+          <w:hyperlink w:anchor="_Toc239324061" w:history="1">
             <w:r>
               <w:rPr>
                 <w:rStyle w:val="Hipervnculo"/>
@@ -1827,7 +1826,7 @@
                 <w:noProof/>
                 <w:webHidden/>
               </w:rPr>
-              <w:instrText xml:space="preserve"> PAGEREF _Toc238482488 \h </w:instrText>
+              <w:instrText xml:space="preserve"> PAGEREF _Toc239324061 \h </w:instrText>
             </w:r>
             <w:r>
               <w:rPr>
@@ -1873,7 +1872,7 @@
               <w14:ligatures w14:val="none"/>
             </w:rPr>
           </w:pPr>
-          <w:hyperlink w:anchor="_Toc238482489" w:history="1">
+          <w:hyperlink w:anchor="_Toc239324062" w:history="1">
             <w:r>
               <w:rPr>
                 <w:rStyle w:val="Hipervnculo"/>
@@ -1900,7 +1899,7 @@
                 <w:noProof/>
                 <w:webHidden/>
               </w:rPr>
-              <w:instrText xml:space="preserve"> PAGEREF _Toc238482489 \h </w:instrText>
+              <w:instrText xml:space="preserve"> PAGEREF _Toc239324062 \h </w:instrText>
             </w:r>
             <w:r>
               <w:rPr>
@@ -1946,13 +1945,13 @@
               <w14:ligatures w14:val="none"/>
             </w:rPr>
           </w:pPr>
-          <w:hyperlink w:anchor="_Toc238482490" w:history="1">
+          <w:hyperlink w:anchor="_Toc239324063" w:history="1">
             <w:r>
               <w:rPr>
                 <w:rStyle w:val="Hipervnculo"/>
                 <w:noProof/>
               </w:rPr>
-              <w:t>4.4. normatividad vigente</w:t>
+              <w:t>4.4. Normatividad vigente</w:t>
             </w:r>
             <w:r>
               <w:rPr>
@@ -1973,7 +1972,7 @@
                 <w:noProof/>
                 <w:webHidden/>
               </w:rPr>
-              <w:instrText xml:space="preserve"> PAGEREF _Toc238482490 \h </w:instrText>
+              <w:instrText xml:space="preserve"> PAGEREF _Toc239324063 \h </w:instrText>
             </w:r>
             <w:r>
               <w:rPr>
@@ -2019,7 +2018,7 @@
               <w14:ligatures w14:val="none"/>
             </w:rPr>
           </w:pPr>
-          <w:hyperlink w:anchor="_Toc238482491" w:history="1">
+          <w:hyperlink w:anchor="_Toc239324064" w:history="1">
             <w:r>
               <w:rPr>
                 <w:rStyle w:val="Hipervnculo"/>
@@ -2046,7 +2045,7 @@
                 <w:noProof/>
                 <w:webHidden/>
               </w:rPr>
-              <w:instrText xml:space="preserve"> PAGEREF _Toc238482491 \h </w:instrText>
+              <w:instrText xml:space="preserve"> PAGEREF _Toc239324064 \h </w:instrText>
             </w:r>
             <w:r>
               <w:rPr>
@@ -2092,7 +2091,7 @@
               <w14:ligatures w14:val="none"/>
             </w:rPr>
           </w:pPr>
-          <w:hyperlink w:anchor="_Toc238482492" w:history="1">
+          <w:hyperlink w:anchor="_Toc239324065" w:history="1">
             <w:r>
               <w:rPr>
                 <w:rStyle w:val="Hipervnculo"/>
@@ -2119,7 +2118,7 @@
                 <w:noProof/>
                 <w:webHidden/>
               </w:rPr>
-              <w:instrText xml:space="preserve"> PAGEREF _Toc238482492 \h </w:instrText>
+              <w:instrText xml:space="preserve"> PAGEREF _Toc239324065 \h </w:instrText>
             </w:r>
             <w:r>
               <w:rPr>
@@ -2165,7 +2164,7 @@
               <w14:ligatures w14:val="none"/>
             </w:rPr>
           </w:pPr>
-          <w:hyperlink w:anchor="_Toc238482493" w:history="1">
+          <w:hyperlink w:anchor="_Toc239324066" w:history="1">
             <w:r>
               <w:rPr>
                 <w:rStyle w:val="Hipervnculo"/>
@@ -2192,7 +2191,7 @@
                 <w:noProof/>
                 <w:webHidden/>
               </w:rPr>
-              <w:instrText xml:space="preserve"> PAGEREF _Toc238482493 \h </w:instrText>
+              <w:instrText xml:space="preserve"> PAGEREF _Toc239324066 \h </w:instrText>
             </w:r>
             <w:r>
               <w:rPr>
@@ -2238,7 +2237,7 @@
               <w14:ligatures w14:val="none"/>
             </w:rPr>
           </w:pPr>
-          <w:hyperlink w:anchor="_Toc238482494" w:history="1">
+          <w:hyperlink w:anchor="_Toc239324067" w:history="1">
             <w:r>
               <w:rPr>
                 <w:rStyle w:val="Hipervnculo"/>
@@ -2265,7 +2264,7 @@
                 <w:noProof/>
                 <w:webHidden/>
               </w:rPr>
-              <w:instrText xml:space="preserve"> PAGEREF _Toc238482494 \h </w:instrText>
+              <w:instrText xml:space="preserve"> PAGEREF _Toc239324067 \h </w:instrText>
             </w:r>
             <w:r>
               <w:rPr>
@@ -2311,13 +2310,13 @@
               <w14:ligatures w14:val="none"/>
             </w:rPr>
           </w:pPr>
-          <w:hyperlink w:anchor="_Toc238482495" w:history="1">
+          <w:hyperlink w:anchor="_Toc239324068" w:history="1">
             <w:r>
               <w:rPr>
                 <w:rStyle w:val="Hipervnculo"/>
                 <w:noProof/>
               </w:rPr>
-              <w:t>6. Plan de mejoramiento en el uso lenguajes claros, comprensibles e inclusivos</w:t>
+              <w:t>6. Plan de mejoramiento en el uso de lenguajes claros, comprensibles e inclusivos</w:t>
             </w:r>
             <w:r>
               <w:rPr>
@@ -2338,7 +2337,7 @@
                 <w:noProof/>
                 <w:webHidden/>
               </w:rPr>
-              <w:instrText xml:space="preserve"> PAGEREF _Toc238482495 \h </w:instrText>
+              <w:instrText xml:space="preserve"> PAGEREF _Toc239324068 \h </w:instrText>
             </w:r>
             <w:r>
               <w:rPr>
@@ -2384,7 +2383,7 @@
               <w14:ligatures w14:val="none"/>
             </w:rPr>
           </w:pPr>
-          <w:hyperlink w:anchor="_Toc238482496" w:history="1">
+          <w:hyperlink w:anchor="_Toc239324069" w:history="1">
             <w:r>
               <w:rPr>
                 <w:rStyle w:val="Hipervnculo"/>
@@ -2411,7 +2410,7 @@
                 <w:noProof/>
                 <w:webHidden/>
               </w:rPr>
-              <w:instrText xml:space="preserve"> PAGEREF _Toc238482496 \h </w:instrText>
+              <w:instrText xml:space="preserve"> PAGEREF _Toc239324069 \h </w:instrText>
             </w:r>
             <w:r>
               <w:rPr>
@@ -2457,7 +2456,7 @@
               <w14:ligatures w14:val="none"/>
             </w:rPr>
           </w:pPr>
-          <w:hyperlink w:anchor="_Toc238482497" w:history="1">
+          <w:hyperlink w:anchor="_Toc239324070" w:history="1">
             <w:r>
               <w:rPr>
                 <w:rStyle w:val="Hipervnculo"/>
@@ -2484,7 +2483,7 @@
                 <w:noProof/>
                 <w:webHidden/>
               </w:rPr>
-              <w:instrText xml:space="preserve"> PAGEREF _Toc238482497 \h </w:instrText>
+              <w:instrText xml:space="preserve"> PAGEREF _Toc239324070 \h </w:instrText>
             </w:r>
             <w:r>
               <w:rPr>
@@ -2530,7 +2529,7 @@
               <w14:ligatures w14:val="none"/>
             </w:rPr>
           </w:pPr>
-          <w:hyperlink w:anchor="_Toc238482498" w:history="1">
+          <w:hyperlink w:anchor="_Toc239324071" w:history="1">
             <w:r>
               <w:rPr>
                 <w:rStyle w:val="Hipervnculo"/>
@@ -2557,7 +2556,7 @@
                 <w:noProof/>
                 <w:webHidden/>
               </w:rPr>
-              <w:instrText xml:space="preserve"> PAGEREF _Toc238482498 \h </w:instrText>
+              <w:instrText xml:space="preserve"> PAGEREF _Toc239324071 \h </w:instrText>
             </w:r>
             <w:r>
               <w:rPr>
@@ -2603,7 +2602,7 @@
               <w14:ligatures w14:val="none"/>
             </w:rPr>
           </w:pPr>
-          <w:hyperlink w:anchor="_Toc238482499" w:history="1">
+          <w:hyperlink w:anchor="_Toc239324072" w:history="1">
             <w:r>
               <w:rPr>
                 <w:rStyle w:val="Hipervnculo"/>
@@ -2630,7 +2629,7 @@
                 <w:noProof/>
                 <w:webHidden/>
               </w:rPr>
-              <w:instrText xml:space="preserve"> PAGEREF _Toc238482499 \h </w:instrText>
+              <w:instrText xml:space="preserve"> PAGEREF _Toc239324072 \h </w:instrText>
             </w:r>
             <w:r>
               <w:rPr>
@@ -2676,7 +2675,7 @@
               <w14:ligatures w14:val="none"/>
             </w:rPr>
           </w:pPr>
-          <w:hyperlink w:anchor="_Toc238482500" w:history="1">
+          <w:hyperlink w:anchor="_Toc239324073" w:history="1">
             <w:r>
               <w:rPr>
                 <w:rStyle w:val="Hipervnculo"/>
@@ -2703,7 +2702,7 @@
                 <w:noProof/>
                 <w:webHidden/>
               </w:rPr>
-              <w:instrText xml:space="preserve"> PAGEREF _Toc238482500 \h </w:instrText>
+              <w:instrText xml:space="preserve"> PAGEREF _Toc239324073 \h </w:instrText>
             </w:r>
             <w:r>
               <w:rPr>
@@ -2749,7 +2748,7 @@
               <w14:ligatures w14:val="none"/>
             </w:rPr>
           </w:pPr>
-          <w:hyperlink w:anchor="_Toc238482501" w:history="1">
+          <w:hyperlink w:anchor="_Toc239324074" w:history="1">
             <w:r>
               <w:rPr>
                 <w:rStyle w:val="Hipervnculo"/>
@@ -2776,7 +2775,7 @@
                 <w:noProof/>
                 <w:webHidden/>
               </w:rPr>
-              <w:instrText xml:space="preserve"> PAGEREF _Toc238482501 \h </w:instrText>
+              <w:instrText xml:space="preserve"> PAGEREF _Toc239324074 \h </w:instrText>
             </w:r>
             <w:r>
               <w:rPr>
@@ -2822,7 +2821,7 @@
               <w14:ligatures w14:val="none"/>
             </w:rPr>
           </w:pPr>
-          <w:hyperlink w:anchor="_Toc238482502" w:history="1">
+          <w:hyperlink w:anchor="_Toc239324075" w:history="1">
             <w:r>
               <w:rPr>
                 <w:rStyle w:val="Hipervnculo"/>
@@ -2849,7 +2848,7 @@
                 <w:noProof/>
                 <w:webHidden/>
               </w:rPr>
-              <w:instrText xml:space="preserve"> PAGEREF _Toc238482502 \h </w:instrText>
+              <w:instrText xml:space="preserve"> PAGEREF _Toc239324075 \h </w:instrText>
             </w:r>
             <w:r>
               <w:rPr>
@@ -2891,18 +2890,20 @@
             <w:fldChar w:fldCharType="end"/>
           </w:r>
         </w:p>
+        <w:bookmarkStart w:id="0" w:name="_GoBack" w:displacedByCustomXml="next"/>
+        <w:bookmarkEnd w:id="0" w:displacedByCustomXml="next"/>
       </w:sdtContent>
     </w:sdt>
     <w:p>
       <w:pPr>
         <w:pStyle w:val="Titulosgenerales"/>
       </w:pPr>
-      <w:bookmarkStart w:id="0" w:name="_Toc238482471"/>
+      <w:bookmarkStart w:id="1" w:name="_Toc239324044"/>
       <w:r>
         <w:lastRenderedPageBreak/>
         <w:t>Introducción</w:t>
       </w:r>
-      <w:bookmarkEnd w:id="0"/>
+      <w:bookmarkEnd w:id="1"/>
     </w:p>
     <w:p>
       <w:r>
@@ -3138,12 +3139,12 @@
       <w:pPr>
         <w:pStyle w:val="Ttulo1"/>
       </w:pPr>
-      <w:bookmarkStart w:id="1" w:name="_Toc238482472"/>
+      <w:bookmarkStart w:id="2" w:name="_Toc239324045"/>
       <w:r>
         <w:lastRenderedPageBreak/>
         <w:t>Diversidad</w:t>
       </w:r>
-      <w:bookmarkEnd w:id="1"/>
+      <w:bookmarkEnd w:id="2"/>
     </w:p>
     <w:p>
       <w:pPr>
@@ -3209,12 +3210,12 @@
       <w:pPr>
         <w:pStyle w:val="Ttulo2"/>
       </w:pPr>
-      <w:bookmarkStart w:id="2" w:name="_Toc238482473"/>
+      <w:bookmarkStart w:id="3" w:name="_Toc239324046"/>
       <w:r>
         <w:lastRenderedPageBreak/>
         <w:t>Concepto</w:t>
       </w:r>
-      <w:bookmarkEnd w:id="2"/>
+      <w:bookmarkEnd w:id="3"/>
       <w:r>
         <w:t xml:space="preserve"> </w:t>
       </w:r>
@@ -3269,11 +3270,11 @@
       <w:pPr>
         <w:pStyle w:val="Ttulo2"/>
       </w:pPr>
-      <w:bookmarkStart w:id="3" w:name="_Toc238482474"/>
+      <w:bookmarkStart w:id="4" w:name="_Toc239324047"/>
       <w:r>
         <w:t>Características</w:t>
       </w:r>
-      <w:bookmarkEnd w:id="3"/>
+      <w:bookmarkEnd w:id="4"/>
     </w:p>
     <w:p>
       <w:pPr>
@@ -3576,11 +3577,11 @@
       <w:pPr>
         <w:pStyle w:val="Ttulo2"/>
       </w:pPr>
-      <w:bookmarkStart w:id="4" w:name="_Toc238482475"/>
+      <w:bookmarkStart w:id="5" w:name="_Toc239324048"/>
       <w:r>
         <w:t>Tipos</w:t>
       </w:r>
-      <w:bookmarkEnd w:id="4"/>
+      <w:bookmarkEnd w:id="5"/>
     </w:p>
     <w:p>
       <w:pPr>
@@ -4457,11 +4458,11 @@
       <w:pPr>
         <w:pStyle w:val="Ttulo2"/>
       </w:pPr>
-      <w:bookmarkStart w:id="5" w:name="_Toc238482476"/>
+      <w:bookmarkStart w:id="6" w:name="_Toc239324049"/>
       <w:r>
         <w:t>Enfoques</w:t>
       </w:r>
-      <w:bookmarkEnd w:id="5"/>
+      <w:bookmarkEnd w:id="6"/>
       <w:r>
         <w:t xml:space="preserve"> </w:t>
       </w:r>
@@ -4750,11 +4751,11 @@
       <w:pPr>
         <w:pStyle w:val="Ttulo2"/>
       </w:pPr>
-      <w:bookmarkStart w:id="6" w:name="_Toc238482477"/>
+      <w:bookmarkStart w:id="7" w:name="_Toc239324050"/>
       <w:r>
         <w:t>Diversidad del país</w:t>
       </w:r>
-      <w:bookmarkEnd w:id="6"/>
+      <w:bookmarkEnd w:id="7"/>
     </w:p>
     <w:p>
       <w:pPr>
@@ -5376,12 +5377,12 @@
       <w:pPr>
         <w:pStyle w:val="Ttulo1"/>
       </w:pPr>
-      <w:bookmarkStart w:id="7" w:name="_Toc238482478"/>
+      <w:bookmarkStart w:id="8" w:name="_Toc239324051"/>
       <w:r>
         <w:lastRenderedPageBreak/>
         <w:t>Enfoque diferencial</w:t>
       </w:r>
-      <w:bookmarkEnd w:id="7"/>
+      <w:bookmarkEnd w:id="8"/>
     </w:p>
     <w:p>
       <w:pPr>
@@ -5420,11 +5421,11 @@
       <w:pPr>
         <w:pStyle w:val="Ttulo2"/>
       </w:pPr>
-      <w:bookmarkStart w:id="8" w:name="_Toc238482479"/>
+      <w:bookmarkStart w:id="9" w:name="_Toc239324052"/>
       <w:r>
         <w:t>Concepto</w:t>
       </w:r>
-      <w:bookmarkEnd w:id="8"/>
+      <w:bookmarkEnd w:id="9"/>
     </w:p>
     <w:p>
       <w:pPr>
@@ -5481,7 +5482,7 @@
         <w:rPr>
           <w:lang w:val="es-419" w:eastAsia="es-CO"/>
         </w:rPr>
-        <w:t xml:space="preserve"> la intención no es crear privilegios, sino que se generen condiciones más justas para que la información pueda ser comprendida y utilizada desde una mirada de la pertinencia, el respeto y la inclusión. No se trata solamente de lo que la entidad necesita decir, sino desde lo que la ciudadanía necesita comprender.</w:t>
+        <w:t xml:space="preserve"> la intención no es crear privilegios, sino que se generen condiciones más justas para que la información pueda ser comprendida y utilizada desde una mirada de la pertinencia, el respeto y la inclusión. No se trata solamente de lo que la entidad necesita decir, sino de lo que la ciudadanía necesita comprender.</w:t>
       </w:r>
     </w:p>
     <w:p>
@@ -5686,11 +5687,11 @@
       <w:pPr>
         <w:pStyle w:val="Ttulo2"/>
       </w:pPr>
-      <w:bookmarkStart w:id="9" w:name="_Toc238482480"/>
+      <w:bookmarkStart w:id="10" w:name="_Toc239324053"/>
       <w:r>
         <w:t>Características</w:t>
       </w:r>
-      <w:bookmarkEnd w:id="9"/>
+      <w:bookmarkEnd w:id="10"/>
     </w:p>
     <w:p>
       <w:pPr>
@@ -5864,12 +5865,12 @@
       <w:pPr>
         <w:pStyle w:val="Ttulo1"/>
       </w:pPr>
-      <w:bookmarkStart w:id="10" w:name="_Toc238482481"/>
+      <w:bookmarkStart w:id="11" w:name="_Toc239324054"/>
       <w:r>
         <w:lastRenderedPageBreak/>
         <w:t>Discriminación</w:t>
       </w:r>
-      <w:bookmarkEnd w:id="10"/>
+      <w:bookmarkEnd w:id="11"/>
     </w:p>
     <w:p>
       <w:pPr>
@@ -5908,11 +5909,11 @@
       <w:pPr>
         <w:pStyle w:val="Ttulo2"/>
       </w:pPr>
-      <w:bookmarkStart w:id="11" w:name="_Toc238482482"/>
+      <w:bookmarkStart w:id="12" w:name="_Toc239324055"/>
       <w:r>
         <w:t>Concepto</w:t>
       </w:r>
-      <w:bookmarkEnd w:id="11"/>
+      <w:bookmarkEnd w:id="12"/>
     </w:p>
     <w:p>
       <w:pPr>
@@ -5996,11 +5997,11 @@
       <w:pPr>
         <w:pStyle w:val="Ttulo2"/>
       </w:pPr>
-      <w:bookmarkStart w:id="12" w:name="_Toc238482483"/>
+      <w:bookmarkStart w:id="13" w:name="_Toc239324056"/>
       <w:r>
         <w:t>Tipos</w:t>
       </w:r>
-      <w:bookmarkEnd w:id="12"/>
+      <w:bookmarkEnd w:id="13"/>
       <w:r>
         <w:t xml:space="preserve"> </w:t>
       </w:r>
@@ -6530,11 +6531,11 @@
       <w:pPr>
         <w:pStyle w:val="Ttulo2"/>
       </w:pPr>
-      <w:bookmarkStart w:id="13" w:name="_Toc238482484"/>
+      <w:bookmarkStart w:id="14" w:name="_Toc239324057"/>
       <w:r>
         <w:t>Características</w:t>
       </w:r>
-      <w:bookmarkEnd w:id="13"/>
+      <w:bookmarkEnd w:id="14"/>
     </w:p>
     <w:p>
       <w:pPr>
@@ -7095,11 +7096,11 @@
       <w:pPr>
         <w:pStyle w:val="Ttulo2"/>
       </w:pPr>
-      <w:bookmarkStart w:id="14" w:name="_Toc238482485"/>
+      <w:bookmarkStart w:id="15" w:name="_Toc239324058"/>
       <w:r>
         <w:t>Uso del lenguaje discriminatorio</w:t>
       </w:r>
-      <w:bookmarkEnd w:id="14"/>
+      <w:bookmarkEnd w:id="15"/>
       <w:r>
         <w:t xml:space="preserve"> </w:t>
       </w:r>
@@ -7189,7 +7190,6 @@
         </w:rPr>
         <w:t xml:space="preserve"> muchos casos se realizan estas palabras en </w:t>
       </w:r>
-      <w:proofErr w:type="gramStart"/>
       <w:r>
         <w:rPr>
           <w:lang w:val="es-419" w:eastAsia="es-CO"/>
@@ -7200,9 +7200,8 @@
         <w:rPr>
           <w:lang w:val="es-419" w:eastAsia="es-CO"/>
         </w:rPr>
-        <w:t xml:space="preserve"> lo</w:t>
-      </w:r>
-      <w:proofErr w:type="gramEnd"/>
+        <w:t>lo</w:t>
+      </w:r>
       <w:r>
         <w:rPr>
           <w:lang w:val="es-419" w:eastAsia="es-CO"/>
@@ -7596,12 +7595,12 @@
       <w:pPr>
         <w:pStyle w:val="Ttulo1"/>
       </w:pPr>
-      <w:bookmarkStart w:id="15" w:name="_Toc238482486"/>
+      <w:bookmarkStart w:id="16" w:name="_Toc239324059"/>
       <w:r>
         <w:lastRenderedPageBreak/>
         <w:t>Inclusión</w:t>
       </w:r>
-      <w:bookmarkEnd w:id="15"/>
+      <w:bookmarkEnd w:id="16"/>
     </w:p>
     <w:p>
       <w:pPr>
@@ -7687,11 +7686,11 @@
       <w:pPr>
         <w:pStyle w:val="Ttulo2"/>
       </w:pPr>
-      <w:bookmarkStart w:id="16" w:name="_Toc238482487"/>
+      <w:bookmarkStart w:id="17" w:name="_Toc239324060"/>
       <w:r>
         <w:t>Concepto</w:t>
       </w:r>
-      <w:bookmarkEnd w:id="16"/>
+      <w:bookmarkEnd w:id="17"/>
     </w:p>
     <w:p>
       <w:pPr>
@@ -7744,11 +7743,11 @@
       <w:pPr>
         <w:pStyle w:val="Ttulo2"/>
       </w:pPr>
-      <w:bookmarkStart w:id="17" w:name="_Toc238482488"/>
+      <w:bookmarkStart w:id="18" w:name="_Toc239324061"/>
       <w:r>
         <w:t>Tipos</w:t>
       </w:r>
-      <w:bookmarkEnd w:id="17"/>
+      <w:bookmarkEnd w:id="18"/>
     </w:p>
     <w:p>
       <w:pPr>
@@ -8190,11 +8189,11 @@
       <w:pPr>
         <w:pStyle w:val="Ttulo2"/>
       </w:pPr>
-      <w:bookmarkStart w:id="18" w:name="_Toc238482489"/>
+      <w:bookmarkStart w:id="19" w:name="_Toc239324062"/>
       <w:r>
         <w:t>Principios</w:t>
       </w:r>
-      <w:bookmarkEnd w:id="18"/>
+      <w:bookmarkEnd w:id="19"/>
       <w:r>
         <w:t xml:space="preserve"> </w:t>
       </w:r>
@@ -8375,14 +8374,14 @@
       <w:pPr>
         <w:pStyle w:val="Ttulo2"/>
       </w:pPr>
-      <w:bookmarkStart w:id="19" w:name="_Toc238482490"/>
+      <w:bookmarkStart w:id="20" w:name="_Toc239324063"/>
       <w:r>
         <w:t>N</w:t>
       </w:r>
       <w:r>
         <w:t>ormatividad vigente</w:t>
       </w:r>
-      <w:bookmarkEnd w:id="19"/>
+      <w:bookmarkEnd w:id="20"/>
     </w:p>
     <w:p>
       <w:pPr>
@@ -8408,7 +8407,19 @@
           <w:lang w:val="es-419" w:eastAsia="es-CO"/>
         </w:rPr>
         <w:lastRenderedPageBreak/>
-        <w:t>A continuación, se nombran normas y se describe como estas se relacionan con la inclusión comunicativa:</w:t>
+        <w:t>A continuación, se nombran normas y se describe c</w:t>
+      </w:r>
+      <w:r>
+        <w:rPr>
+          <w:lang w:val="es-419" w:eastAsia="es-CO"/>
+        </w:rPr>
+        <w:t>ó</w:t>
+      </w:r>
+      <w:r>
+        <w:rPr>
+          <w:lang w:val="es-419" w:eastAsia="es-CO"/>
+        </w:rPr>
+        <w:t>mo estas se relacionan con la inclusión comunicativa:</w:t>
       </w:r>
     </w:p>
     <w:p>
@@ -8903,7 +8914,7 @@
               </w:rPr>
             </w:pPr>
             <w:r>
-              <w:t>Ley 1712 de 2014.</w:t>
+              <w:t>Ley 1448 de 2011, modificada por la Ley 2421 de 2024.</w:t>
             </w:r>
           </w:p>
         </w:tc>
@@ -8919,7 +8930,7 @@
               </w:rPr>
             </w:pPr>
             <w:r>
-              <w:t>Ley de Transparencia y Acceso a la Información Pública.</w:t>
+              <w:t>Artículo 13. Incorpora el principio de enfoque diferencial en todas las acciones del Estado dirigidas a la población.</w:t>
             </w:r>
           </w:p>
         </w:tc>
@@ -8937,7 +8948,7 @@
               </w:rPr>
             </w:pPr>
             <w:r>
-              <w:t>Ley 1448 de 2011, modificada por la Ley 2421 de 2024.</w:t>
+              <w:t>CONPES 3785 de 2013.</w:t>
             </w:r>
           </w:p>
         </w:tc>
@@ -8953,7 +8964,7 @@
               </w:rPr>
             </w:pPr>
             <w:r>
-              <w:t>Artículo 13. Incorpora el principio de enfoque diferencial en todas las acciones del Estado dirigidas a la población.</w:t>
+              <w:t>Política Nacional de Eficiencia Administrativa al Servicio de la Ciudadanía.</w:t>
             </w:r>
           </w:p>
         </w:tc>
@@ -8974,7 +8985,8 @@
               </w:rPr>
             </w:pPr>
             <w:r>
-              <w:t>CONPES 3785 de 2013.</w:t>
+              <w:lastRenderedPageBreak/>
+              <w:t>Ley 1712 de 2014, modificada por la Ley 2195 de 2022.</w:t>
             </w:r>
           </w:p>
         </w:tc>
@@ -8990,7 +9002,7 @@
               </w:rPr>
             </w:pPr>
             <w:r>
-              <w:t>Política Nacional de Eficiencia Administrativa al Servicio de la Ciudadanía.</w:t>
+              <w:t>Ley de Transparencia y Acceso a la Información Pública.</w:t>
             </w:r>
           </w:p>
         </w:tc>
@@ -9008,8 +9020,7 @@
               </w:rPr>
             </w:pPr>
             <w:r>
-              <w:lastRenderedPageBreak/>
-              <w:t>Ley 1712 de 2014, modificada por la Ley 2195 de 2022.</w:t>
+              <w:t>Ley 1757 de 2015.</w:t>
             </w:r>
           </w:p>
         </w:tc>
@@ -9025,7 +9036,7 @@
               </w:rPr>
             </w:pPr>
             <w:r>
-              <w:t>Ley de Transparencia y Acceso a la Información Pública.</w:t>
+              <w:t>Estatuto de la Participación Democrática. Artículo 49: establece principios y elementos del proceso de rendición de cuentas en lenguaje comprensible. Artículo 50: señala la obligatoriedad de rendir cuentas a la ciudadanía.</w:t>
             </w:r>
           </w:p>
         </w:tc>
@@ -9046,7 +9057,7 @@
               </w:rPr>
             </w:pPr>
             <w:r>
-              <w:t>Ley 1757 de 2015.</w:t>
+              <w:t>Ley 2052 de 2020.</w:t>
             </w:r>
           </w:p>
         </w:tc>
@@ -9062,7 +9073,7 @@
               </w:rPr>
             </w:pPr>
             <w:r>
-              <w:t>Estatuto de la Participación Democrática. Artículo 49: establece principios y elementos del proceso de rendición de cuentas en lenguaje comprensible. Artículo 50: señala la obligatoriedad de rendir cuentas a la ciudadanía.</w:t>
+              <w:t>Artículo 28. Dispone la incorporación del Lenguajes Claros, Comprensibles e Incluyentes en los procedimientos de las entidades públicas, según lineamientos del Gobierno Nacional.</w:t>
             </w:r>
           </w:p>
         </w:tc>
@@ -9080,7 +9091,10 @@
               </w:rPr>
             </w:pPr>
             <w:r>
-              <w:t>Ley 2052 de 2020.</w:t>
+              <w:t>Circular 100-010-2021 del Departamento</w:t>
+            </w:r>
+            <w:r>
+              <w:t>.</w:t>
             </w:r>
           </w:p>
         </w:tc>
@@ -9096,43 +9110,6 @@
               </w:rPr>
             </w:pPr>
             <w:r>
-              <w:t>Artículo 28. Dispone la incorporación del Lenguajes Claros, Comprensibles e Incluyentes en los procedimientos de las entidades públicas, según lineamientos del Gobierno Nacional.</w:t>
-            </w:r>
-          </w:p>
-        </w:tc>
-      </w:tr>
-      <w:tr>
-        <w:trPr>
-          <w:cnfStyle w:val="000000100000" w:firstRow="0" w:lastRow="0" w:firstColumn="0" w:lastColumn="0" w:oddVBand="0" w:evenVBand="0" w:oddHBand="1" w:evenHBand="0" w:firstRowFirstColumn="0" w:firstRowLastColumn="0" w:lastRowFirstColumn="0" w:lastRowLastColumn="0"/>
-        </w:trPr>
-        <w:tc>
-          <w:tcPr>
-            <w:tcW w:w="3397" w:type="dxa"/>
-          </w:tcPr>
-          <w:p>
-            <w:pPr>
-              <w:ind w:firstLine="0"/>
-              <w:rPr>
-                <w:lang w:val="es-419" w:eastAsia="es-CO"/>
-              </w:rPr>
-            </w:pPr>
-            <w:r>
-              <w:t xml:space="preserve">Circular 100-010-2021 del Departamento </w:t>
-            </w:r>
-          </w:p>
-        </w:tc>
-        <w:tc>
-          <w:tcPr>
-            <w:tcW w:w="6565" w:type="dxa"/>
-          </w:tcPr>
-          <w:p>
-            <w:pPr>
-              <w:ind w:firstLine="0"/>
-              <w:rPr>
-                <w:lang w:val="es-419" w:eastAsia="es-CO"/>
-              </w:rPr>
-            </w:pPr>
-            <w:r>
               <w:rPr>
                 <w:lang w:val="es-419" w:eastAsia="es-CO"/>
               </w:rPr>
@@ -9565,12 +9542,12 @@
       <w:pPr>
         <w:pStyle w:val="Ttulo1"/>
       </w:pPr>
-      <w:bookmarkStart w:id="20" w:name="_Toc238482491"/>
+      <w:bookmarkStart w:id="21" w:name="_Toc239324064"/>
       <w:r>
         <w:lastRenderedPageBreak/>
         <w:t>Indicadores</w:t>
       </w:r>
-      <w:bookmarkEnd w:id="20"/>
+      <w:bookmarkEnd w:id="21"/>
     </w:p>
     <w:p>
       <w:pPr>
@@ -9609,11 +9586,11 @@
       <w:pPr>
         <w:pStyle w:val="Ttulo2"/>
       </w:pPr>
-      <w:bookmarkStart w:id="21" w:name="_Toc238482492"/>
+      <w:bookmarkStart w:id="22" w:name="_Toc239324065"/>
       <w:r>
         <w:t>Concepto</w:t>
       </w:r>
-      <w:bookmarkEnd w:id="21"/>
+      <w:bookmarkEnd w:id="22"/>
     </w:p>
     <w:p>
       <w:pPr>
@@ -9640,14 +9617,12 @@
         </w:rPr>
         <w:t xml:space="preserve">Un indicador es una señal </w:t>
       </w:r>
-      <w:proofErr w:type="gramStart"/>
-      <w:r>
-        <w:rPr>
-          <w:lang w:val="es-419" w:eastAsia="es-CO"/>
-        </w:rPr>
-        <w:t>que  permite</w:t>
-      </w:r>
-      <w:proofErr w:type="gramEnd"/>
+      <w:r>
+        <w:rPr>
+          <w:lang w:val="es-419" w:eastAsia="es-CO"/>
+        </w:rPr>
+        <w:t>que permite</w:t>
+      </w:r>
       <w:r>
         <w:rPr>
           <w:lang w:val="es-419" w:eastAsia="es-CO"/>
@@ -10071,11 +10046,11 @@
       <w:pPr>
         <w:pStyle w:val="Ttulo2"/>
       </w:pPr>
-      <w:bookmarkStart w:id="22" w:name="_Toc238482493"/>
+      <w:bookmarkStart w:id="23" w:name="_Toc239324066"/>
       <w:r>
         <w:t>Características</w:t>
       </w:r>
-      <w:bookmarkEnd w:id="22"/>
+      <w:bookmarkEnd w:id="23"/>
     </w:p>
     <w:p>
       <w:pPr>
@@ -10374,11 +10349,11 @@
       <w:pPr>
         <w:pStyle w:val="Ttulo2"/>
       </w:pPr>
-      <w:bookmarkStart w:id="23" w:name="_Toc238482494"/>
+      <w:bookmarkStart w:id="24" w:name="_Toc239324067"/>
       <w:r>
         <w:t>Formulación y medición</w:t>
       </w:r>
-      <w:bookmarkEnd w:id="23"/>
+      <w:bookmarkEnd w:id="24"/>
       <w:r>
         <w:t xml:space="preserve"> </w:t>
       </w:r>
@@ -10761,7 +10736,7 @@
       <w:pPr>
         <w:pStyle w:val="Ttulo1"/>
       </w:pPr>
-      <w:bookmarkStart w:id="24" w:name="_Toc238482495"/>
+      <w:bookmarkStart w:id="25" w:name="_Toc239324068"/>
       <w:r>
         <w:lastRenderedPageBreak/>
         <w:t>Plan de mejoramiento en el uso</w:t>
@@ -10772,7 +10747,7 @@
       <w:r>
         <w:t xml:space="preserve"> lenguajes claros, comprensibles e inclusivos</w:t>
       </w:r>
-      <w:bookmarkEnd w:id="24"/>
+      <w:bookmarkEnd w:id="25"/>
     </w:p>
     <w:p>
       <w:pPr>
@@ -10847,11 +10822,11 @@
       <w:pPr>
         <w:pStyle w:val="Ttulo2"/>
       </w:pPr>
-      <w:bookmarkStart w:id="25" w:name="_Toc238482496"/>
+      <w:bookmarkStart w:id="26" w:name="_Toc239324069"/>
       <w:r>
         <w:t>Acciones preventivas</w:t>
       </w:r>
-      <w:bookmarkEnd w:id="25"/>
+      <w:bookmarkEnd w:id="26"/>
     </w:p>
     <w:p>
       <w:pPr>
@@ -11036,12 +11011,12 @@
       <w:pPr>
         <w:pStyle w:val="Ttulo2"/>
       </w:pPr>
-      <w:bookmarkStart w:id="26" w:name="_Toc238482497"/>
+      <w:bookmarkStart w:id="27" w:name="_Toc239324070"/>
       <w:r>
         <w:lastRenderedPageBreak/>
         <w:t>Acciones correctivas</w:t>
       </w:r>
-      <w:bookmarkEnd w:id="26"/>
+      <w:bookmarkEnd w:id="27"/>
     </w:p>
     <w:p>
       <w:pPr>
@@ -11246,11 +11221,11 @@
       <w:pPr>
         <w:pStyle w:val="Ttulo2"/>
       </w:pPr>
-      <w:bookmarkStart w:id="27" w:name="_Toc238482498"/>
+      <w:bookmarkStart w:id="28" w:name="_Toc239324071"/>
       <w:r>
         <w:t>Acciones de mejora</w:t>
       </w:r>
-      <w:bookmarkEnd w:id="27"/>
+      <w:bookmarkEnd w:id="28"/>
     </w:p>
     <w:p>
       <w:pPr>
@@ -11941,12 +11916,12 @@
           <w:u w:val="single"/>
         </w:rPr>
       </w:pPr>
-      <w:bookmarkStart w:id="28" w:name="_Toc238482499"/>
+      <w:bookmarkStart w:id="29" w:name="_Toc239324072"/>
       <w:r>
         <w:lastRenderedPageBreak/>
         <w:t>Síntesis</w:t>
       </w:r>
-      <w:bookmarkEnd w:id="28"/>
+      <w:bookmarkEnd w:id="29"/>
       <w:r>
         <w:t xml:space="preserve"> </w:t>
       </w:r>
@@ -12149,12 +12124,12 @@
       <w:pPr>
         <w:pStyle w:val="Titulosgenerales"/>
       </w:pPr>
-      <w:bookmarkStart w:id="29" w:name="_Toc238482500"/>
+      <w:bookmarkStart w:id="30" w:name="_Toc239324073"/>
       <w:r>
         <w:lastRenderedPageBreak/>
         <w:t>Glosario</w:t>
       </w:r>
-      <w:bookmarkEnd w:id="29"/>
+      <w:bookmarkEnd w:id="30"/>
     </w:p>
     <w:p>
       <w:pPr>
@@ -12440,12 +12415,12 @@
       <w:pPr>
         <w:pStyle w:val="Titulosgenerales"/>
       </w:pPr>
-      <w:bookmarkStart w:id="30" w:name="_Toc238482501"/>
+      <w:bookmarkStart w:id="31" w:name="_Toc239324074"/>
       <w:r>
         <w:lastRenderedPageBreak/>
         <w:t>Referencias bibliográficas</w:t>
       </w:r>
-      <w:bookmarkEnd w:id="30"/>
+      <w:bookmarkEnd w:id="31"/>
       <w:r>
         <w:t xml:space="preserve"> </w:t>
       </w:r>
@@ -12580,12 +12555,12 @@
       <w:pPr>
         <w:pStyle w:val="Titulosgenerales"/>
       </w:pPr>
-      <w:bookmarkStart w:id="31" w:name="_Toc238482502"/>
+      <w:bookmarkStart w:id="32" w:name="_Toc239324075"/>
       <w:r>
         <w:lastRenderedPageBreak/>
         <w:t>Créditos</w:t>
       </w:r>
-      <w:bookmarkEnd w:id="31"/>
+      <w:bookmarkEnd w:id="32"/>
     </w:p>
     <w:tbl>
       <w:tblPr>
@@ -13172,8 +13147,6 @@
                 <w:szCs w:val="24"/>
               </w:rPr>
             </w:pPr>
-            <w:bookmarkStart w:id="32" w:name="_GoBack"/>
-            <w:bookmarkEnd w:id="32"/>
             <w:r>
               <w:t xml:space="preserve">Oscar </w:t>
             </w:r>
@@ -13640,7 +13613,6 @@
         <w:docPartUnique/>
       </w:docPartObj>
     </w:sdtPr>
-    <w:sdtEndPr/>
     <w:sdtContent>
       <w:p>
         <w:pPr>
@@ -19182,6 +19154,15 @@
 </file>
 
 <file path=customXml/item1.xml><?xml version="1.0" encoding="utf-8"?>
+<?mso-contentType ?>
+<FormTemplates xmlns="http://schemas.microsoft.com/sharepoint/v3/contenttype/forms">
+  <Display>DocumentLibraryForm</Display>
+  <Edit>DocumentLibraryForm</Edit>
+  <New>DocumentLibraryForm</New>
+</FormTemplates>
+</file>
+
+<file path=customXml/item2.xml><?xml version="1.0" encoding="utf-8"?>
 <ct:contentTypeSchema xmlns:ct="http://schemas.microsoft.com/office/2006/metadata/contentType" xmlns:ma="http://schemas.microsoft.com/office/2006/metadata/properties/metaAttributes" ct:_="" ma:_="" ma:contentTypeName="Documento" ma:contentTypeID="0x0101006A81D6BD42E8DF4C91013959704817E1" ma:contentTypeVersion="15" ma:contentTypeDescription="Crear nuevo documento." ma:contentTypeScope="" ma:versionID="bf4f72ffd194f0963ff564daca6869f7">
   <xsd:schema xmlns:xsd="http://www.w3.org/2001/XMLSchema" xmlns:xs="http://www.w3.org/2001/XMLSchema" xmlns:p="http://schemas.microsoft.com/office/2006/metadata/properties" xmlns:ns2="13c90a0b-73bc-4dc0-be5f-28d77b615beb" xmlns:ns3="13c93bba-48ce-428c-bfe5-88b42c19b028" targetNamespace="http://schemas.microsoft.com/office/2006/metadata/properties" ma:root="true" ma:fieldsID="8718d6f4873a5b1392a45044efa78385" ns2:_="" ns3:_="">
     <xsd:import namespace="13c90a0b-73bc-4dc0-be5f-28d77b615beb"/>
@@ -19416,15 +19397,6 @@
 </ct:contentTypeSchema>
 </file>
 
-<file path=customXml/item2.xml><?xml version="1.0" encoding="utf-8"?>
-<?mso-contentType ?>
-<FormTemplates xmlns="http://schemas.microsoft.com/sharepoint/v3/contenttype/forms">
-  <Display>DocumentLibraryForm</Display>
-  <Edit>DocumentLibraryForm</Edit>
-  <New>DocumentLibraryForm</New>
-</FormTemplates>
-</file>
-
 <file path=customXml/item3.xml><?xml version="1.0" encoding="utf-8"?>
 <p:properties xmlns:p="http://schemas.microsoft.com/office/2006/metadata/properties" xmlns:xsi="http://www.w3.org/2001/XMLSchema-instance" xmlns:pc="http://schemas.microsoft.com/office/infopath/2007/PartnerControls">
   <documentManagement>
@@ -19441,6 +19413,14 @@
 </file>
 
 <file path=customXml/itemProps1.xml><?xml version="1.0" encoding="utf-8"?>
+<ds:datastoreItem xmlns:ds="http://schemas.openxmlformats.org/officeDocument/2006/customXml" ds:itemID="{10663269-2064-4804-8290-36D4A57F5557}">
+  <ds:schemaRefs>
+    <ds:schemaRef ds:uri="http://schemas.microsoft.com/sharepoint/v3/contenttype/forms"/>
+  </ds:schemaRefs>
+</ds:datastoreItem>
+</file>
+
+<file path=customXml/itemProps2.xml><?xml version="1.0" encoding="utf-8"?>
 <ds:datastoreItem xmlns:ds="http://schemas.openxmlformats.org/officeDocument/2006/customXml" ds:itemID="{59065960-E0CA-4804-83B5-320CBCDCC160}">
   <ds:schemaRefs>
     <ds:schemaRef ds:uri="http://schemas.microsoft.com/office/2006/metadata/contentType"/>
@@ -19459,14 +19439,6 @@
 </ds:datastoreItem>
 </file>
 
-<file path=customXml/itemProps2.xml><?xml version="1.0" encoding="utf-8"?>
-<ds:datastoreItem xmlns:ds="http://schemas.openxmlformats.org/officeDocument/2006/customXml" ds:itemID="{10663269-2064-4804-8290-36D4A57F5557}">
-  <ds:schemaRefs>
-    <ds:schemaRef ds:uri="http://schemas.microsoft.com/sharepoint/v3/contenttype/forms"/>
-  </ds:schemaRefs>
-</ds:datastoreItem>
-</file>
-
 <file path=customXml/itemProps3.xml><?xml version="1.0" encoding="utf-8"?>
 <ds:datastoreItem xmlns:ds="http://schemas.openxmlformats.org/officeDocument/2006/customXml" ds:itemID="{1279454D-02BE-4A9C-A117-DCD1573E2608}">
   <ds:schemaRefs>
@@ -19479,7 +19451,7 @@
 </file>
 
 <file path=customXml/itemProps4.xml><?xml version="1.0" encoding="utf-8"?>
-<ds:datastoreItem xmlns:ds="http://schemas.openxmlformats.org/officeDocument/2006/customXml" ds:itemID="{F4515AD0-4F0E-4A66-AC82-F88343785B98}">
+<ds:datastoreItem xmlns:ds="http://schemas.openxmlformats.org/officeDocument/2006/customXml" ds:itemID="{C39E33C3-C000-4E2B-9822-E289A8A31A36}">
   <ds:schemaRefs>
     <ds:schemaRef ds:uri="http://schemas.openxmlformats.org/officeDocument/2006/bibliography"/>
   </ds:schemaRefs>
